--- a/task 2.1/Task 2.docx
+++ b/task 2.1/Task 2.docx
@@ -135,6 +135,9 @@
     </w:p>
     <w:p>
       <w:r>
+        <w:rPr>
+          <w:noProof/>
+        </w:rPr>
         <w:drawing>
           <wp:anchor distT="0" distB="0" distL="114300" distR="114300" simplePos="0" relativeHeight="251659264" behindDoc="0" locked="0" layoutInCell="1" allowOverlap="1" wp14:anchorId="37323107" wp14:editId="17C2E0E4">
             <wp:simplePos x="0" y="0"/>
@@ -244,6 +247,9 @@
     </w:p>
     <w:p>
       <w:r>
+        <w:rPr>
+          <w:noProof/>
+        </w:rPr>
         <w:drawing>
           <wp:anchor distT="0" distB="0" distL="114300" distR="114300" simplePos="0" relativeHeight="251658240" behindDoc="0" locked="0" layoutInCell="1" allowOverlap="1" wp14:anchorId="33ED18B0" wp14:editId="470F4DC6">
             <wp:simplePos x="0" y="0"/>
@@ -320,6 +326,9 @@
     </w:p>
     <w:p>
       <w:r>
+        <w:rPr>
+          <w:noProof/>
+        </w:rPr>
         <w:drawing>
           <wp:anchor distT="0" distB="0" distL="114300" distR="114300" simplePos="0" relativeHeight="251660288" behindDoc="0" locked="0" layoutInCell="1" allowOverlap="1" wp14:anchorId="162DF315" wp14:editId="11AE5771">
             <wp:simplePos x="0" y="0"/>
@@ -478,13 +487,145 @@
         <mc:AlternateContent>
           <mc:Choice Requires="wps">
             <w:drawing>
-              <wp:anchor distT="45720" distB="45720" distL="114300" distR="114300" simplePos="0" relativeHeight="251662336" behindDoc="0" locked="0" layoutInCell="1" allowOverlap="1" wp14:anchorId="1054B7B0" wp14:editId="75F5BBFA">
+              <wp:anchor distT="45720" distB="45720" distL="114300" distR="114300" simplePos="0" relativeHeight="251664384" behindDoc="0" locked="0" layoutInCell="1" allowOverlap="1" wp14:anchorId="40DEDBC0" wp14:editId="6554F96D">
                 <wp:simplePos x="0" y="0"/>
                 <wp:positionH relativeFrom="margin">
-                  <wp:posOffset>-47625</wp:posOffset>
+                  <wp:align>right</wp:align>
                 </wp:positionH>
                 <wp:positionV relativeFrom="paragraph">
-                  <wp:posOffset>1091565</wp:posOffset>
+                  <wp:posOffset>1266250</wp:posOffset>
+                </wp:positionV>
+                <wp:extent cx="5831456" cy="396815"/>
+                <wp:effectExtent l="0" t="0" r="0" b="3810"/>
+                <wp:wrapNone/>
+                <wp:docPr id="89253257" name="Text Box 2"/>
+                <wp:cNvGraphicFramePr>
+                  <a:graphicFrameLocks xmlns:a="http://schemas.openxmlformats.org/drawingml/2006/main"/>
+                </wp:cNvGraphicFramePr>
+                <a:graphic xmlns:a="http://schemas.openxmlformats.org/drawingml/2006/main">
+                  <a:graphicData uri="http://schemas.microsoft.com/office/word/2010/wordprocessingShape">
+                    <wps:wsp>
+                      <wps:cNvSpPr txBox="1">
+                        <a:spLocks noChangeArrowheads="1"/>
+                      </wps:cNvSpPr>
+                      <wps:spPr bwMode="auto">
+                        <a:xfrm>
+                          <a:off x="0" y="0"/>
+                          <a:ext cx="5831456" cy="396815"/>
+                        </a:xfrm>
+                        <a:prstGeom prst="rect">
+                          <a:avLst/>
+                        </a:prstGeom>
+                        <a:solidFill>
+                          <a:srgbClr val="FFFFFF"/>
+                        </a:solidFill>
+                        <a:ln w="9525">
+                          <a:noFill/>
+                          <a:miter lim="800000"/>
+                          <a:headEnd/>
+                          <a:tailEnd/>
+                        </a:ln>
+                      </wps:spPr>
+                      <wps:txbx>
+                        <w:txbxContent>
+                          <w:p>
+                            <w:pPr>
+                              <w:rPr>
+                                <w:color w:val="EE0000"/>
+                                <w:sz w:val="16"/>
+                                <w:szCs w:val="16"/>
+                              </w:rPr>
+                            </w:pPr>
+                            <w:r>
+                              <w:rPr>
+                                <w:color w:val="EE0000"/>
+                                <w:sz w:val="16"/>
+                                <w:szCs w:val="16"/>
+                              </w:rPr>
+                              <w:t xml:space="preserve">Submission note:  the use of the PIR sensor was discussed with unit chair and approved </w:t>
+                            </w:r>
+                            <w:r>
+                              <w:rPr>
+                                <w:color w:val="EE0000"/>
+                                <w:sz w:val="16"/>
+                                <w:szCs w:val="16"/>
+                              </w:rPr>
+                              <w:t>due to a lack of proper resources at the time of submission</w:t>
+                            </w:r>
+                          </w:p>
+                        </w:txbxContent>
+                      </wps:txbx>
+                      <wps:bodyPr rot="0" vert="horz" wrap="square" lIns="91440" tIns="45720" rIns="91440" bIns="45720" anchor="t" anchorCtr="0">
+                        <a:noAutofit/>
+                      </wps:bodyPr>
+                    </wps:wsp>
+                  </a:graphicData>
+                </a:graphic>
+                <wp14:sizeRelH relativeFrom="margin">
+                  <wp14:pctWidth>0</wp14:pctWidth>
+                </wp14:sizeRelH>
+                <wp14:sizeRelV relativeFrom="margin">
+                  <wp14:pctHeight>0</wp14:pctHeight>
+                </wp14:sizeRelV>
+              </wp:anchor>
+            </w:drawing>
+          </mc:Choice>
+          <mc:Fallback>
+            <w:pict>
+              <v:shapetype w14:anchorId="40DEDBC0" id="_x0000_t202" coordsize="21600,21600" o:spt="202" path="m,l,21600r21600,l21600,xe">
+                <v:stroke joinstyle="miter"/>
+                <v:path gradientshapeok="t" o:connecttype="rect"/>
+              </v:shapetype>
+              <v:shape id="Text Box 2" o:spid="_x0000_s1026" type="#_x0000_t202" style="position:absolute;margin-left:407.95pt;margin-top:99.7pt;width:459.15pt;height:31.25pt;z-index:251664384;visibility:visible;mso-wrap-style:square;mso-width-percent:0;mso-height-percent:0;mso-wrap-distance-left:9pt;mso-wrap-distance-top:3.6pt;mso-wrap-distance-right:9pt;mso-wrap-distance-bottom:3.6pt;mso-position-horizontal:right;mso-position-horizontal-relative:margin;mso-position-vertical:absolute;mso-position-vertical-relative:text;mso-width-percent:0;mso-height-percent:0;mso-width-relative:margin;mso-height-relative:margin;v-text-anchor:top" o:gfxdata="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" stroked="f">
+                <v:textbox>
+                  <w:txbxContent>
+                    <w:p>
+                      <w:pPr>
+                        <w:rPr>
+                          <w:color w:val="EE0000"/>
+                          <w:sz w:val="16"/>
+                          <w:szCs w:val="16"/>
+                        </w:rPr>
+                      </w:pPr>
+                      <w:r>
+                        <w:rPr>
+                          <w:color w:val="EE0000"/>
+                          <w:sz w:val="16"/>
+                          <w:szCs w:val="16"/>
+                        </w:rPr>
+                        <w:t xml:space="preserve">Submission note:  the use of the PIR sensor was discussed with unit chair and approved </w:t>
+                      </w:r>
+                      <w:r>
+                        <w:rPr>
+                          <w:color w:val="EE0000"/>
+                          <w:sz w:val="16"/>
+                          <w:szCs w:val="16"/>
+                        </w:rPr>
+                        <w:t>due to a lack of proper resources at the time of submission</w:t>
+                      </w:r>
+                    </w:p>
+                  </w:txbxContent>
+                </v:textbox>
+                <w10:wrap anchorx="margin"/>
+              </v:shape>
+            </w:pict>
+          </mc:Fallback>
+        </mc:AlternateContent>
+      </w:r>
+      <w:r>
+        <w:rPr>
+          <w:noProof/>
+        </w:rPr>
+        <mc:AlternateContent>
+          <mc:Choice Requires="wps">
+            <w:drawing>
+              <wp:anchor distT="45720" distB="45720" distL="114300" distR="114300" simplePos="0" relativeHeight="251662336" behindDoc="0" locked="0" layoutInCell="1" allowOverlap="1" wp14:anchorId="1054B7B0" wp14:editId="325A17E0">
+                <wp:simplePos x="0" y="0"/>
+                <wp:positionH relativeFrom="margin">
+                  <wp:align>left</wp:align>
+                </wp:positionH>
+                <wp:positionV relativeFrom="paragraph">
+                  <wp:posOffset>910411</wp:posOffset>
                 </wp:positionV>
                 <wp:extent cx="5219700" cy="342900"/>
                 <wp:effectExtent l="0" t="0" r="0" b="0"/>
@@ -578,11 +719,7 @@
           </mc:Choice>
           <mc:Fallback>
             <w:pict>
-              <v:shapetype w14:anchorId="1054B7B0" id="_x0000_t202" coordsize="21600,21600" o:spt="202" path="m,l,21600r21600,l21600,xe">
-                <v:stroke joinstyle="miter"/>
-                <v:path gradientshapeok="t" o:connecttype="rect"/>
-              </v:shapetype>
-              <v:shape id="Text Box 2" o:spid="_x0000_s1026" type="#_x0000_t202" style="position:absolute;margin-left:-3.75pt;margin-top:85.95pt;width:411pt;height:27pt;z-index:251662336;visibility:visible;mso-wrap-style:square;mso-width-percent:0;mso-height-percent:0;mso-wrap-distance-left:9pt;mso-wrap-distance-top:3.6pt;mso-wrap-distance-right:9pt;mso-wrap-distance-bottom:3.6pt;mso-position-horizontal:absolute;mso-position-horizontal-relative:margin;mso-position-vertical:absolute;mso-position-vertical-relative:text;mso-width-percent:0;mso-height-percent:0;mso-width-relative:margin;mso-height-relative:margin;v-text-anchor:top" o:gfxdata="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" stroked="f">
+              <v:shape w14:anchorId="1054B7B0" id="_x0000_s1027" type="#_x0000_t202" style="position:absolute;margin-left:0;margin-top:71.7pt;width:411pt;height:27pt;z-index:251662336;visibility:visible;mso-wrap-style:square;mso-width-percent:0;mso-height-percent:0;mso-wrap-distance-left:9pt;mso-wrap-distance-top:3.6pt;mso-wrap-distance-right:9pt;mso-wrap-distance-bottom:3.6pt;mso-position-horizontal:left;mso-position-horizontal-relative:margin;mso-position-vertical:absolute;mso-position-vertical-relative:text;mso-width-percent:0;mso-height-percent:0;mso-width-relative:margin;mso-height-relative:margin;v-text-anchor:top" o:gfxdata="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" stroked="f">
                 <v:textbox>
                   <w:txbxContent>
                     <w:p>
@@ -1352,6 +1489,7 @@
   <w:style w:type="character" w:default="1" w:styleId="DefaultParagraphFont">
     <w:name w:val="Default Paragraph Font"/>
     <w:uiPriority w:val="1"/>
+    <w:semiHidden/>
     <w:unhideWhenUsed/>
   </w:style>
   <w:style w:type="table" w:default="1" w:styleId="TableNormal">
